--- a/artifacts/Vertex_scientific_work.docx
+++ b/artifacts/Vertex_scientific_work.docx
@@ -1374,6 +1374,74 @@
           <w:sz w:val="28"/>
         </w:rPr>
         <w:t>5. Банкоматная вспышка (ATM cash-out) — конвергенция множества независимых ветвей транзитного графа в узкую группу вершин, представляющих физические идентификаторы банкоматов, в сверхмалом временном окне. Структура выдаёт скоординированное физическое обналичивание группой дропперов по единому сигналу управления.</w:t>
+      </w:r>
+    </w:p>
+    <w:p>
+      <w:pPr>
+        <w:jc w:val="center"/>
+      </w:pPr>
+      <w:r>
+        <w:drawing>
+          <wp:inline xmlns:a="http://schemas.openxmlformats.org/drawingml/2006/main" xmlns:pic="http://schemas.openxmlformats.org/drawingml/2006/picture">
+            <wp:extent cx="5760000" cy="4254857"/>
+            <wp:docPr id="1" name="Picture 1"/>
+            <wp:cNvGraphicFramePr>
+              <a:graphicFrameLocks noChangeAspect="1"/>
+            </wp:cNvGraphicFramePr>
+            <a:graphic>
+              <a:graphicData uri="http://schemas.openxmlformats.org/drawingml/2006/picture">
+                <pic:pic>
+                  <pic:nvPicPr>
+                    <pic:cNvPr id="0" name="network_anatomy.png"/>
+                    <pic:cNvPicPr/>
+                  </pic:nvPicPr>
+                  <pic:blipFill>
+                    <a:blip r:embed="rId10"/>
+                    <a:stretch>
+                      <a:fillRect/>
+                    </a:stretch>
+                  </pic:blipFill>
+                  <pic:spPr>
+                    <a:xfrm>
+                      <a:off x="0" y="0"/>
+                      <a:ext cx="5760000" cy="4254857"/>
+                    </a:xfrm>
+                    <a:prstGeom prst="rect"/>
+                  </pic:spPr>
+                </pic:pic>
+              </a:graphicData>
+            </a:graphic>
+          </wp:inline>
+        </w:drawing>
+      </w:r>
+    </w:p>
+    <w:p>
+      <w:pPr>
+        <w:spacing w:before="80" w:after="200"/>
+        <w:jc w:val="center"/>
+      </w:pPr>
+      <w:r>
+        <w:rPr>
+          <w:rFonts w:ascii="Times New Roman" w:hAnsi="Times New Roman"/>
+          <w:i/>
+          <w:sz w:val="24"/>
+        </w:rPr>
+        <w:t>Рисунок 1. Анатомия реального кольца из симулятора: один источник, десять дропперов, один банкомат. Ширина линии пропорциональна сумме перевода. Из 3 933 151 тенге входящего потока на счетах удержано 172 504 тенге (4,4 %), вся операция укладывается в 17 минут.</w:t>
+      </w:r>
+    </w:p>
+    <w:p>
+      <w:pPr>
+        <w:spacing w:after="120"/>
+        <w:ind w:firstLine="709"/>
+        <w:jc w:val="both"/>
+      </w:pPr>
+      <w:r>
+        <w:rPr>
+          <w:rFonts w:ascii="Times New Roman" w:hAnsi="Times New Roman"/>
+          <w:b w:val="0"/>
+          <w:sz w:val="28"/>
+        </w:rPr>
+        <w:t>Рисунок 1 иллюстрирует гипотезу работы в наиболее наглядной форме. Кольцо распознаётся не по тому, кто его участники, а по трём свойствам формы потока: схождение множества ветвей в одну точку выхода, отсутствие удержания средств (на счетах остаётся 4,4 % при транзите более трёх миллионов тенге) и сверхмалое временное окно. Ни одно из этих свойств не может быть изменено организатором без отказа от самой схемы, тогда как личности участников и их устройства меняются за минуты.</w:t>
       </w:r>
     </w:p>
     <w:p>
@@ -2915,7 +2983,7 @@
         <w:drawing>
           <wp:inline xmlns:a="http://schemas.openxmlformats.org/drawingml/2006/main" xmlns:pic="http://schemas.openxmlformats.org/drawingml/2006/picture">
             <wp:extent cx="5760000" cy="3992475"/>
-            <wp:docPr id="1" name="Picture 1"/>
+            <wp:docPr id="2" name="Picture 2"/>
             <wp:cNvGraphicFramePr>
               <a:graphicFrameLocks noChangeAspect="1"/>
             </wp:cNvGraphicFramePr>
@@ -2927,7 +2995,7 @@
                     <pic:cNvPicPr/>
                   </pic:nvPicPr>
                   <pic:blipFill>
-                    <a:blip r:embed="rId10"/>
+                    <a:blip r:embed="rId11"/>
                     <a:stretch>
                       <a:fillRect/>
                     </a:stretch>
@@ -2957,7 +3025,7 @@
           <w:i/>
           <w:sz w:val="24"/>
         </w:rPr>
-        <w:t>Рисунок 1. Поведение двух объектов анализа на пяти ступенях сложности мира. На пятой ступени у группового уровня оценка отсутствует.</w:t>
+        <w:t>Рисунок 2. Поведение двух объектов анализа на пяти ступенях сложности мира. На пятой ступени у группового уровня оценка отсутствует.</w:t>
       </w:r>
     </w:p>
     <w:p>
@@ -3577,7 +3645,7 @@
         <w:drawing>
           <wp:inline xmlns:a="http://schemas.openxmlformats.org/drawingml/2006/main" xmlns:pic="http://schemas.openxmlformats.org/drawingml/2006/picture">
             <wp:extent cx="5760000" cy="4742993"/>
-            <wp:docPr id="2" name="Picture 2"/>
+            <wp:docPr id="3" name="Picture 3"/>
             <wp:cNvGraphicFramePr>
               <a:graphicFrameLocks noChangeAspect="1"/>
             </wp:cNvGraphicFramePr>
@@ -3589,7 +3657,7 @@
                     <pic:cNvPicPr/>
                   </pic:nvPicPr>
                   <pic:blipFill>
-                    <a:blip r:embed="rId11"/>
+                    <a:blip r:embed="rId12"/>
                     <a:stretch>
                       <a:fillRect/>
                     </a:stretch>
@@ -3619,7 +3687,7 @@
           <w:i/>
           <w:sz w:val="24"/>
         </w:rPr>
-        <w:t>Рисунок 2. Показатель ранжирования почти не реагирует на редкость мошенничества, тогда как операционная нагрузка растёт в восемьдесят раз.</w:t>
+        <w:t>Рисунок 3. Показатель ранжирования почти не реагирует на редкость мошенничества, тогда как операционная нагрузка растёт в восемьдесят раз.</w:t>
       </w:r>
     </w:p>
     <w:p>
@@ -4890,7 +4958,7 @@
         <w:drawing>
           <wp:inline xmlns:a="http://schemas.openxmlformats.org/drawingml/2006/main" xmlns:pic="http://schemas.openxmlformats.org/drawingml/2006/picture">
             <wp:extent cx="5760000" cy="4017862"/>
-            <wp:docPr id="3" name="Picture 3"/>
+            <wp:docPr id="4" name="Picture 4"/>
             <wp:cNvGraphicFramePr>
               <a:graphicFrameLocks noChangeAspect="1"/>
             </wp:cNvGraphicFramePr>
@@ -4902,7 +4970,7 @@
                     <pic:cNvPicPr/>
                   </pic:nvPicPr>
                   <pic:blipFill>
-                    <a:blip r:embed="rId12"/>
+                    <a:blip r:embed="rId13"/>
                     <a:stretch>
                       <a:fillRect/>
                     </a:stretch>
@@ -4932,7 +5000,7 @@
           <w:i/>
           <w:sz w:val="24"/>
         </w:rPr>
-        <w:t>Рисунок 3. Цена уклонения по каждому параметру в отдельности. Точка разрушения группового поиска — третий независимый источник финансирования.</w:t>
+        <w:t>Рисунок 4. Цена уклонения по каждому параметру в отдельности. Точка разрушения группового поиска — третий независимый источник финансирования.</w:t>
       </w:r>
     </w:p>
     <w:p>
@@ -5539,6 +5607,21 @@
           <w:sz w:val="28"/>
         </w:rPr>
         <w:t xml:space="preserve"> Мир на 96 % состоял из мошенников. Правило «ступень меняет вид честных участников, а не их количество» закреплено автоматическим тестом.</w:t>
+      </w:r>
+    </w:p>
+    <w:p>
+      <w:pPr>
+        <w:spacing w:after="120"/>
+        <w:ind w:firstLine="709"/>
+        <w:jc w:val="both"/>
+      </w:pPr>
+      <w:r>
+        <w:rPr>
+          <w:rFonts w:ascii="Times New Roman" w:hAnsi="Times New Roman"/>
+          <w:b w:val="0"/>
+          <w:sz w:val="28"/>
+        </w:rPr>
+        <w:t>Отдельно следует описать судьбу ранней версии системы, поскольку именно её показатели чаще всего цитируются. Первая работоспособная конфигурация обучалась на выборке из 4 000 кейсов по девяти агрегированным признакам и показывала долю правильных ответов 0,9625 при площади под ROC-кривой 0,994; пороги отнесения к среднему и высокому риску были зафиксированы в коде значениями 0,4 и 0,7. Все три компонента этой конфигурации оказались несостоятельными по разным причинам: признаки вычислялись генератором, а не детектором (дефект 1), кейсы собирались с использованием файла ответов (дефект 2), а зашитые пороги не имели отношения ни к какой заданной полноте и не пересчитывались при изменении доли мошенников. В настоящей версии все три компонента заменены: выборка выросла с 4 000 кейсов до мира из 330 тысяч событий, признаки вычисляются исключительно детектором, а порог выбирается по прошлым временным отрезкам под заданную полноту (раздел 3.3, результат 4). Показатели ранней версии в настоящей работе не приводятся как результаты и сохранены только в истории проекта.</w:t>
       </w:r>
     </w:p>
     <w:p>
